--- a/docs/article/fr/article_fr.docx
+++ b/docs/article/fr/article_fr.docx
@@ -8148,7 +8148,7 @@
     </w:p>
     <w:bookmarkEnd w:id="40"/>
     <w:bookmarkEnd w:id="41"/>
-    <w:bookmarkStart w:id="65" w:name="sec:resultats"/>
+    <w:bookmarkStart w:id="66" w:name="sec:resultats"/>
     <w:p>
       <w:pPr>
         <w:pStyle w:val="Heading1"/>
@@ -10434,13 +10434,13 @@
     </w:p>
     <w:bookmarkEnd w:id="57"/>
     <w:bookmarkEnd w:id="58"/>
-    <w:bookmarkStart w:id="64" w:name="deux-diagnostics-post-hoc"/>
+    <w:bookmarkStart w:id="59" w:name="X83847ad6be82985502541495a9e351c4b307494"/>
     <w:p>
       <w:pPr>
         <w:pStyle w:val="Heading2"/>
       </w:pPr>
       <w:r>
-        <w:t xml:space="preserve">Deux diagnostics post hoc</w:t>
+        <w:t xml:space="preserve">Validation croisée avec le modèle Simulink</w:t>
       </w:r>
     </w:p>
     <w:p>
@@ -10448,6 +10448,441 @@
         <w:pStyle w:val="FirstParagraph"/>
       </w:pPr>
       <w:r>
+        <w:t xml:space="preserve">Six candidats figés ont été rejoués sur le modèle Simulink de référence (plant</w:t>
+      </w:r>
+      <w:r>
+        <w:t xml:space="preserve"> </w:t>
+      </w:r>
+      <w:r>
+        <w:t xml:space="preserve">nominal), avec le même correcteur, traduit en S-function, et les mêmes</w:t>
+      </w:r>
+      <w:r>
+        <w:t xml:space="preserve"> </w:t>
+      </w:r>
+      <w:r>
+        <w:t xml:space="preserve">formules de coût et de contraintes. Les critères d’accord avaient été fixés</w:t>
+      </w:r>
+      <w:r>
+        <w:t xml:space="preserve"> </w:t>
+      </w:r>
+      <w:r>
+        <w:t xml:space="preserve">avant l’essai. Les 5 candidats dotés d’un correcteur sont en</w:t>
+      </w:r>
+      <w:r>
+        <w:t xml:space="preserve"> </w:t>
+      </w:r>
+      <w:r>
+        <w:t xml:space="preserve">accord : écart sur</w:t>
+      </w:r>
+      <w:r>
+        <w:t xml:space="preserve"> </w:t>
+      </w:r>
+      <m:oMath>
+        <m:r>
+          <m:t>J</m:t>
+        </m:r>
+      </m:oMath>
+      <w:r>
+        <w:t xml:space="preserve"> </w:t>
+      </w:r>
+      <w:r>
+        <w:t xml:space="preserve">d’au plus</w:t>
+      </w:r>
+      <w:r>
+        <w:t xml:space="preserve"> </w:t>
+      </w:r>
+      <m:oMath>
+        <m:r>
+          <m:t>0</m:t>
+        </m:r>
+        <m:r>
+          <m:rPr>
+            <m:sty m:val="p"/>
+          </m:rPr>
+          <m:t>,</m:t>
+        </m:r>
+        <m:r>
+          <m:t>97</m:t>
+        </m:r>
+        <m:r>
+          <m:t> </m:t>
+        </m:r>
+        <m:r>
+          <m:rPr>
+            <m:sty m:val="p"/>
+          </m:rPr>
+          <m:t>%</m:t>
+        </m:r>
+      </m:oMath>
+      <w:r>
+        <w:t xml:space="preserve">, écart sur chaque</w:t>
+      </w:r>
+      <w:r>
+        <w:t xml:space="preserve"> </w:t>
+      </w:r>
+      <m:oMath>
+        <m:sSub>
+          <m:e>
+            <m:r>
+              <m:t>g</m:t>
+            </m:r>
+          </m:e>
+          <m:sub>
+            <m:r>
+              <m:t>i</m:t>
+            </m:r>
+          </m:sub>
+        </m:sSub>
+      </m:oMath>
+      <w:r>
+        <w:t xml:space="preserve"> </w:t>
+      </w:r>
+      <w:r>
+        <w:t xml:space="preserve">d’au plus</w:t>
+      </w:r>
+      <w:r>
+        <w:t xml:space="preserve"> </w:t>
+      </w:r>
+      <m:oMath>
+        <m:r>
+          <m:t>0</m:t>
+        </m:r>
+        <m:r>
+          <m:rPr>
+            <m:sty m:val="p"/>
+          </m:rPr>
+          <m:t>,</m:t>
+        </m:r>
+        <m:r>
+          <m:t>0040</m:t>
+        </m:r>
+      </m:oMath>
+      <w:r>
+        <w:t xml:space="preserve">, verdict de faisabilité identique. Les deux points</w:t>
+      </w:r>
+      <w:r>
+        <w:t xml:space="preserve"> </w:t>
+      </w:r>
+      <w:r>
+        <w:t xml:space="preserve">faisables de la sonde restent faisables sous Simulink (marge</w:t>
+      </w:r>
+      <w:r>
+        <w:t xml:space="preserve"> </w:t>
+      </w:r>
+      <m:oMath>
+        <m:r>
+          <m:t>0</m:t>
+        </m:r>
+        <m:r>
+          <m:rPr>
+            <m:sty m:val="p"/>
+          </m:rPr>
+          <m:t>,</m:t>
+        </m:r>
+        <m:r>
+          <m:t>0189</m:t>
+        </m:r>
+      </m:oMath>
+      <w:r>
+        <w:t xml:space="preserve"> </w:t>
+      </w:r>
+      <w:r>
+        <w:t xml:space="preserve">pour le point à</w:t>
+      </w:r>
+      <w:r>
+        <w:t xml:space="preserve"> </w:t>
+      </w:r>
+      <m:oMath>
+        <m:r>
+          <m:t>b</m:t>
+        </m:r>
+        <m:r>
+          <m:rPr>
+            <m:sty m:val="p"/>
+          </m:rPr>
+          <m:t>=</m:t>
+        </m:r>
+        <m:r>
+          <m:t>1</m:t>
+        </m:r>
+      </m:oMath>
+      <w:r>
+        <w:t xml:space="preserve">).</w:t>
+      </w:r>
+    </w:p>
+    <w:p>
+      <w:pPr>
+        <w:pStyle w:val="BodyText"/>
+      </w:pPr>
+      <w:r>
+        <w:t xml:space="preserve">Le témoin sans rétroaction ne satisfait pas le critère sur</w:t>
+      </w:r>
+      <w:r>
+        <w:t xml:space="preserve"> </w:t>
+      </w:r>
+      <m:oMath>
+        <m:sSub>
+          <m:e>
+            <m:r>
+              <m:t>g</m:t>
+            </m:r>
+          </m:e>
+          <m:sub>
+            <m:r>
+              <m:t>4</m:t>
+            </m:r>
+          </m:sub>
+        </m:sSub>
+      </m:oMath>
+      <w:r>
+        <w:t xml:space="preserve"> </w:t>
+      </w:r>
+      <w:r>
+        <w:t xml:space="preserve">(écart</w:t>
+      </w:r>
+      <w:r>
+        <w:t xml:space="preserve"> </w:t>
+      </w:r>
+      <m:oMath>
+        <m:r>
+          <m:t>0</m:t>
+        </m:r>
+        <m:r>
+          <m:rPr>
+            <m:sty m:val="p"/>
+          </m:rPr>
+          <m:t>,</m:t>
+        </m:r>
+        <m:r>
+          <m:t>100</m:t>
+        </m:r>
+      </m:oMath>
+      <w:r>
+        <w:t xml:space="preserve">) : son erreur au palier de 1 V diffère de</w:t>
+      </w:r>
+      <w:r>
+        <w:t xml:space="preserve"> </w:t>
+      </w:r>
+      <m:oMath>
+        <m:r>
+          <m:t>3</m:t>
+        </m:r>
+        <m:r>
+          <m:rPr>
+            <m:sty m:val="p"/>
+          </m:rPr>
+          <m:t>,</m:t>
+        </m:r>
+        <m:r>
+          <m:t>0</m:t>
+        </m:r>
+      </m:oMath>
+      <w:r>
+        <w:t xml:space="preserve"> mV entre les deux modèles. Sans rétroaction, rien ne corrige</w:t>
+      </w:r>
+      <w:r>
+        <w:t xml:space="preserve"> </w:t>
+      </w:r>
+      <w:r>
+        <w:t xml:space="preserve">l’équilibre en conduction discontinue, qui dépend du modèle de diode et</w:t>
+      </w:r>
+      <w:r>
+        <w:t xml:space="preserve"> </w:t>
+      </w:r>
+      <w:r>
+        <w:t xml:space="preserve">d’interrupteur ; en boucle fermée, l’intégrateur efface cet écart. La même</w:t>
+      </w:r>
+      <w:r>
+        <w:t xml:space="preserve"> </w:t>
+      </w:r>
+      <w:r>
+        <w:t xml:space="preserve">origine explique un</w:t>
+      </w:r>
+      <w:r>
+        <w:t xml:space="preserve"> </w:t>
+      </w:r>
+      <m:oMath>
+        <m:sSub>
+          <m:e>
+            <m:r>
+              <m:t>V</m:t>
+            </m:r>
+          </m:e>
+          <m:sub>
+            <m:r>
+              <m:rPr>
+                <m:sty m:val="p"/>
+              </m:rPr>
+              <m:t>m</m:t>
+            </m:r>
+            <m:r>
+              <m:rPr>
+                <m:sty m:val="p"/>
+              </m:rPr>
+              <m:t>i</m:t>
+            </m:r>
+            <m:r>
+              <m:rPr>
+                <m:sty m:val="p"/>
+              </m:rPr>
+              <m:t>n</m:t>
+            </m:r>
+          </m:sub>
+        </m:sSub>
+      </m:oMath>
+      <w:r>
+        <w:t xml:space="preserve"> </w:t>
+      </w:r>
+      <w:r>
+        <w:t xml:space="preserve">plus haut de</w:t>
+      </w:r>
+      <w:r>
+        <w:t xml:space="preserve"> </w:t>
+      </w:r>
+      <m:oMath>
+        <m:r>
+          <m:t>2</m:t>
+        </m:r>
+        <m:r>
+          <m:rPr>
+            <m:sty m:val="p"/>
+          </m:rPr>
+          <m:t>,</m:t>
+        </m:r>
+        <m:r>
+          <m:t>3</m:t>
+        </m:r>
+      </m:oMath>
+      <w:r>
+        <w:t xml:space="preserve"> mV en</w:t>
+      </w:r>
+      <w:r>
+        <w:t xml:space="preserve"> </w:t>
+      </w:r>
+      <w:r>
+        <w:t xml:space="preserve">moyenne sous Simulink. Le plancher à</w:t>
+      </w:r>
+      <w:r>
+        <w:t xml:space="preserve"> </w:t>
+      </w:r>
+      <m:oMath>
+        <m:sSub>
+          <m:e>
+            <m:r>
+              <m:t>d</m:t>
+            </m:r>
+          </m:e>
+          <m:sub>
+            <m:r>
+              <m:rPr>
+                <m:sty m:val="p"/>
+              </m:rPr>
+              <m:t>m</m:t>
+            </m:r>
+            <m:r>
+              <m:rPr>
+                <m:sty m:val="p"/>
+              </m:rPr>
+              <m:t>i</m:t>
+            </m:r>
+            <m:r>
+              <m:rPr>
+                <m:sty m:val="p"/>
+              </m:rPr>
+              <m:t>n</m:t>
+            </m:r>
+          </m:sub>
+        </m:sSub>
+      </m:oMath>
+      <w:r>
+        <w:t xml:space="preserve"> </w:t>
+      </w:r>
+      <w:r>
+        <w:t xml:space="preserve">y reste sous le seuil</w:t>
+      </w:r>
+      <w:r>
+        <w:t xml:space="preserve"> </w:t>
+      </w:r>
+      <w:r>
+        <w:t xml:space="preserve">(</w:t>
+      </w:r>
+      <m:oMath>
+        <m:sSub>
+          <m:e>
+            <m:r>
+              <m:t>V</m:t>
+            </m:r>
+          </m:e>
+          <m:sub>
+            <m:r>
+              <m:rPr>
+                <m:sty m:val="p"/>
+              </m:rPr>
+              <m:t>m</m:t>
+            </m:r>
+            <m:r>
+              <m:rPr>
+                <m:sty m:val="p"/>
+              </m:rPr>
+              <m:t>i</m:t>
+            </m:r>
+            <m:r>
+              <m:rPr>
+                <m:sty m:val="p"/>
+              </m:rPr>
+              <m:t>n</m:t>
+            </m:r>
+          </m:sub>
+        </m:sSub>
+        <m:r>
+          <m:rPr>
+            <m:sty m:val="p"/>
+          </m:rPr>
+          <m:t>=</m:t>
+        </m:r>
+      </m:oMath>
+      <w:r>
+        <w:t xml:space="preserve">0</w:t>
+      </w:r>
+      <w:r>
+        <w:t xml:space="preserve">,</w:t>
+      </w:r>
+      <w:r>
+        <w:t xml:space="preserve">7574</w:t>
+      </w:r>
+      <m:oMath>
+        <m:r>
+          <m:t> </m:t>
+        </m:r>
+        <m:r>
+          <m:t>V</m:t>
+        </m:r>
+      </m:oMath>
+      <w:r>
+        <w:t xml:space="preserve">) : le verrou physique est confirmé par le</w:t>
+      </w:r>
+      <w:r>
+        <w:t xml:space="preserve"> </w:t>
+      </w:r>
+      <w:r>
+        <w:t xml:space="preserve">modèle de référence.</w:t>
+      </w:r>
+    </w:p>
+    <w:bookmarkEnd w:id="59"/>
+    <w:bookmarkStart w:id="65" w:name="deux-diagnostics-post-hoc"/>
+    <w:p>
+      <w:pPr>
+        <w:pStyle w:val="Heading2"/>
+      </w:pPr>
+      <w:r>
+        <w:t xml:space="preserve">Deux diagnostics post hoc</w:t>
+      </w:r>
+    </w:p>
+    <w:p>
+      <w:pPr>
+        <w:pStyle w:val="FirstParagraph"/>
+      </w:pPr>
+      <w:r>
         <w:t xml:space="preserve">Les deux diagnostics suivants ont été ajoutés</w:t>
       </w:r>
       <w:r>
@@ -10473,7 +10908,7 @@
         <w:t xml:space="preserve">sont rapportés, mais n’ont servi à aucune sélection.</w:t>
       </w:r>
     </w:p>
-    <w:bookmarkStart w:id="59" w:name="X2355c38ee588abde297afdbf0128ac4d58cc369"/>
+    <w:bookmarkStart w:id="60" w:name="X2355c38ee588abde297afdbf0128ac4d58cc369"/>
     <w:p>
       <w:pPr>
         <w:pStyle w:val="Heading4"/>
@@ -10751,8 +11186,8 @@
         <w:t xml:space="preserve"> V.</w:t>
       </w:r>
     </w:p>
-    <w:bookmarkEnd w:id="59"/>
-    <w:bookmarkStart w:id="63" w:name="X0b19fb7b7c7469788ef36e707df17222ae1f661"/>
+    <w:bookmarkEnd w:id="60"/>
+    <w:bookmarkStart w:id="64" w:name="X0b19fb7b7c7469788ef36e707df17222ae1f661"/>
     <w:p>
       <w:pPr>
         <w:pStyle w:val="Heading4"/>
@@ -10958,18 +11393,18 @@
           <wp:inline>
             <wp:extent cx="5141776" cy="3979248"/>
             <wp:effectExtent b="0" l="0" r="0" t="0"/>
-            <wp:docPr descr="" title="" id="61" name="Picture"/>
+            <wp:docPr descr="" title="" id="62" name="Picture"/>
             <a:graphic>
               <a:graphicData uri="http://schemas.openxmlformats.org/drawingml/2006/picture">
                 <pic:pic>
                   <pic:nvPicPr>
-                    <pic:cNvPr descr="../../../figures/fig_trajectoire_b_libre.png" id="62" name="Picture"/>
+                    <pic:cNvPr descr="../../../figures/fig_trajectoire_b_libre.png" id="63" name="Picture"/>
                     <pic:cNvPicPr>
                       <a:picLocks noChangeArrowheads="1" noChangeAspect="1"/>
                     </pic:cNvPicPr>
                   </pic:nvPicPr>
                   <pic:blipFill>
-                    <a:blip r:embed="rId60"/>
+                    <a:blip r:embed="rId61"/>
                     <a:stretch>
                       <a:fillRect/>
                     </a:stretch>
@@ -11027,10 +11462,10 @@
         <w:t xml:space="preserve">un cycle limite au palier de 24 V.</w:t>
       </w:r>
     </w:p>
-    <w:bookmarkEnd w:id="63"/>
     <w:bookmarkEnd w:id="64"/>
     <w:bookmarkEnd w:id="65"/>
-    <w:bookmarkStart w:id="71" w:name="sec:discussion"/>
+    <w:bookmarkEnd w:id="66"/>
+    <w:bookmarkStart w:id="72" w:name="sec:discussion"/>
     <w:p>
       <w:pPr>
         <w:pStyle w:val="Heading1"/>
@@ -11039,7 +11474,7 @@
         <w:t xml:space="preserve">Discussion</w:t>
       </w:r>
     </w:p>
-    <w:bookmarkStart w:id="66" w:name="ce-que-laudit-change-au-diagnostic."/>
+    <w:bookmarkStart w:id="67" w:name="ce-que-laudit-change-au-diagnostic."/>
     <w:p>
       <w:pPr>
         <w:pStyle w:val="Heading4"/>
@@ -11157,8 +11592,8 @@
         <w:t xml:space="preserve">structurelle et saturation pathologique.</w:t>
       </w:r>
     </w:p>
-    <w:bookmarkEnd w:id="66"/>
-    <w:bookmarkStart w:id="67" w:name="ce-que-la-campagne-établit."/>
+    <w:bookmarkEnd w:id="67"/>
+    <w:bookmarkStart w:id="68" w:name="ce-que-la-campagne-établit."/>
     <w:p>
       <w:pPr>
         <w:pStyle w:val="Heading4"/>
@@ -11258,8 +11693,8 @@
         <w:t xml:space="preserve">liberté de réglage ne suffit pas.</w:t>
       </w:r>
     </w:p>
-    <w:bookmarkEnd w:id="67"/>
-    <w:bookmarkStart w:id="68" w:name="un-verrou-physique."/>
+    <w:bookmarkEnd w:id="68"/>
+    <w:bookmarkStart w:id="69" w:name="un-verrou-physique."/>
     <w:p>
       <w:pPr>
         <w:pStyle w:val="Heading4"/>
@@ -11453,8 +11888,8 @@
         <w:t xml:space="preserve">gains.</w:t>
       </w:r>
     </w:p>
-    <w:bookmarkEnd w:id="68"/>
-    <w:bookmarkStart w:id="69" w:name="un-angle-mort-du-cahier-des-charges."/>
+    <w:bookmarkEnd w:id="69"/>
+    <w:bookmarkStart w:id="70" w:name="un-angle-mort-du-cahier-des-charges."/>
     <w:p>
       <w:pPr>
         <w:pStyle w:val="Heading4"/>
@@ -11507,8 +11942,8 @@
         <w:t xml:space="preserve">stationnaire.</w:t>
       </w:r>
     </w:p>
-    <w:bookmarkEnd w:id="69"/>
-    <w:bookmarkStart w:id="70" w:name="caractère-fractionnaire."/>
+    <w:bookmarkEnd w:id="70"/>
+    <w:bookmarkStart w:id="71" w:name="caractère-fractionnaire."/>
     <w:p>
       <w:pPr>
         <w:pStyle w:val="Heading4"/>
@@ -11577,9 +12012,9 @@
         <w:t xml:space="preserve">juger.</w:t>
       </w:r>
     </w:p>
-    <w:bookmarkEnd w:id="70"/>
     <w:bookmarkEnd w:id="71"/>
-    <w:bookmarkStart w:id="72" w:name="sec:limites"/>
+    <w:bookmarkEnd w:id="72"/>
+    <w:bookmarkStart w:id="73" w:name="sec:limites"/>
     <w:p>
       <w:pPr>
         <w:pStyle w:val="Heading1"/>
@@ -11606,25 +12041,92 @@
         <w:t xml:space="preserve"> </w:t>
       </w:r>
       <w:r>
-        <w:t xml:space="preserve">Tous les résultats portent sur un simulateur commuté</w:t>
-      </w:r>
-      <w:r>
-        <w:t xml:space="preserve"> </w:t>
-      </w:r>
-      <w:r>
-        <w:t xml:space="preserve">écrit en Python, non sur le modèle Simulink de référence. Les snubbers n’y</w:t>
-      </w:r>
-      <w:r>
-        <w:t xml:space="preserve"> </w:t>
-      </w:r>
-      <w:r>
-        <w:t xml:space="preserve">figurent pas, la diode suit une loi affine statique, et aucune validation</w:t>
-      </w:r>
-      <w:r>
-        <w:t xml:space="preserve"> </w:t>
-      </w:r>
-      <w:r>
-        <w:t xml:space="preserve">croisée avec Simulink n’a été faite.</w:t>
+        <w:t xml:space="preserve">La campagne a tourné sur un simulateur commuté écrit</w:t>
+      </w:r>
+      <w:r>
+        <w:t xml:space="preserve"> </w:t>
+      </w:r>
+      <w:r>
+        <w:t xml:space="preserve">en Python. La validation croisée avec Simulink ne porte que sur six</w:t>
+      </w:r>
+      <w:r>
+        <w:t xml:space="preserve"> </w:t>
+      </w:r>
+      <w:r>
+        <w:t xml:space="preserve">candidats et le plant nominal ; le snubber y est supposé (</w:t>
+      </w:r>
+      <m:oMath>
+        <m:sSub>
+          <m:e>
+            <m:r>
+              <m:t>R</m:t>
+            </m:r>
+          </m:e>
+          <m:sub>
+            <m:r>
+              <m:t>s</m:t>
+            </m:r>
+          </m:sub>
+        </m:sSub>
+        <m:r>
+          <m:rPr>
+            <m:sty m:val="p"/>
+          </m:rPr>
+          <m:t>=</m:t>
+        </m:r>
+        <m:sSup>
+          <m:e>
+            <m:r>
+              <m:t>10</m:t>
+            </m:r>
+          </m:e>
+          <m:sup>
+            <m:r>
+              <m:t>5</m:t>
+            </m:r>
+          </m:sup>
+        </m:sSup>
+        <m:r>
+          <m:t> </m:t>
+        </m:r>
+        <m:r>
+          <m:t>Ω</m:t>
+        </m:r>
+      </m:oMath>
+      <w:r>
+        <w:t xml:space="preserve">,</w:t>
+      </w:r>
+      <w:r>
+        <w:t xml:space="preserve"> </w:t>
+      </w:r>
+      <m:oMath>
+        <m:sSub>
+          <m:e>
+            <m:r>
+              <m:t>C</m:t>
+            </m:r>
+          </m:e>
+          <m:sub>
+            <m:r>
+              <m:t>s</m:t>
+            </m:r>
+          </m:sub>
+        </m:sSub>
+        <m:r>
+          <m:rPr>
+            <m:sty m:val="p"/>
+          </m:rPr>
+          <m:t>=</m:t>
+        </m:r>
+        <m:r>
+          <m:rPr>
+            <m:sty m:val="p"/>
+          </m:rPr>
+          <m:t>∞</m:t>
+        </m:r>
+      </m:oMath>
+      <w:r>
+        <w:t xml:space="preserve">).</w:t>
       </w:r>
     </w:p>
     <w:p>
@@ -11639,71 +12141,66 @@
           <w:bCs/>
           <w:b/>
         </w:rPr>
-        <w:t xml:space="preserve">Projection.</w:t>
-      </w:r>
-      <w:r>
-        <w:t xml:space="preserve"> </w:t>
-      </w:r>
-      <w:r>
-        <w:t xml:space="preserve">L’identité FO-LQI</w:t>
-      </w:r>
-      <w:r>
-        <w:t xml:space="preserve"> </w:t>
-      </w:r>
-      <m:oMath>
-        <m:r>
-          <m:rPr>
-            <m:sty m:val="p"/>
-          </m:rPr>
-          <m:t>→</m:t>
-        </m:r>
-      </m:oMath>
-      <w:r>
-        <w:t xml:space="preserve"> </w:t>
-      </w:r>
-      <w:r>
-        <w:t xml:space="preserve">FO-PIDF n’est exacte qu’en</w:t>
-      </w:r>
-      <w:r>
-        <w:t xml:space="preserve"> </w:t>
-      </w:r>
-      <w:r>
-        <w:t xml:space="preserve">ordre entier, pôle exact, sur le plant nominal non saturé ; la projection du</w:t>
-      </w:r>
-      <w:r>
-        <w:t xml:space="preserve"> </w:t>
-      </w:r>
-      <w:r>
-        <w:t xml:space="preserve">pôle introduit à elle seule jusqu’à</w:t>
-      </w:r>
-      <w:r>
-        <w:t xml:space="preserve"> </w:t>
-      </w:r>
-      <m:oMath>
-        <m:r>
-          <m:t>63</m:t>
-        </m:r>
-        <m:r>
-          <m:t> </m:t>
-        </m:r>
-        <m:r>
-          <m:rPr>
-            <m:sty m:val="p"/>
-          </m:rPr>
-          <m:t>%</m:t>
-        </m:r>
-      </m:oMath>
-      <w:r>
-        <w:t xml:space="preserve"> </w:t>
-      </w:r>
-      <w:r>
-        <w:t xml:space="preserve">d’erreur en</w:t>
-      </w:r>
-      <w:r>
-        <w:t xml:space="preserve"> </w:t>
-      </w:r>
-      <w:r>
-        <w:t xml:space="preserve">haut de bande.</w:t>
+        <w:t xml:space="preserve">Défaut corrigé après campagne.</w:t>
+      </w:r>
+      <w:r>
+        <w:t xml:space="preserve"> </w:t>
+      </w:r>
+      <w:r>
+        <w:t xml:space="preserve">Le feedforward de l’étage 2</w:t>
+      </w:r>
+      <w:r>
+        <w:t xml:space="preserve"> </w:t>
+      </w:r>
+      <w:r>
+        <w:t xml:space="preserve">utilisait les paramètres du plant perturbé au lieu des valeurs nominales</w:t>
+      </w:r>
+      <w:r>
+        <w:t xml:space="preserve"> </w:t>
+      </w:r>
+      <w:r>
+        <w:t xml:space="preserve">figées. Réévalués après correction, les 540 candidats retenus restent</w:t>
+      </w:r>
+      <w:r>
+        <w:t xml:space="preserve"> </w:t>
+      </w:r>
+      <w:r>
+        <w:t xml:space="preserve">infaisables, mais 18 cellules se dégradent de plus de</w:t>
+      </w:r>
+      <w:r>
+        <w:t xml:space="preserve"> </w:t>
+      </w:r>
+      <m:oMath>
+        <m:r>
+          <m:t>0</m:t>
+        </m:r>
+        <m:r>
+          <m:rPr>
+            <m:sty m:val="p"/>
+          </m:rPr>
+          <m:t>,</m:t>
+        </m:r>
+        <m:r>
+          <m:t>05</m:t>
+        </m:r>
+      </m:oMath>
+      <w:r>
+        <w:t xml:space="preserve"> </w:t>
+      </w:r>
+      <w:r>
+        <w:t xml:space="preserve">: le défaut</w:t>
+      </w:r>
+      <w:r>
+        <w:t xml:space="preserve"> </w:t>
+      </w:r>
+      <w:r>
+        <w:t xml:space="preserve">favorisait les correcteurs, et certaines marges d’étage 2 sont optimistes.</w:t>
+      </w:r>
+      <w:r>
+        <w:t xml:space="preserve"> </w:t>
+      </w:r>
+      <w:r>
+        <w:t xml:space="preserve">La recherche de l’étage 2 n’a pas été relancée.</w:t>
       </w:r>
     </w:p>
     <w:p>
@@ -11718,25 +12215,71 @@
           <w:bCs/>
           <w:b/>
         </w:rPr>
-        <w:t xml:space="preserve">Infaisabilité non prouvée.</w:t>
-      </w:r>
-      <w:r>
-        <w:t xml:space="preserve"> </w:t>
-      </w:r>
-      <w:r>
-        <w:t xml:space="preserve">Aucune cellule n’est robustement</w:t>
-      </w:r>
-      <w:r>
-        <w:t xml:space="preserve"> </w:t>
-      </w:r>
-      <w:r>
-        <w:t xml:space="preserve">faisable, mais cela ne prouve pas qu’aucun correcteur robuste n’existe :</w:t>
-      </w:r>
-      <w:r>
-        <w:t xml:space="preserve"> </w:t>
-      </w:r>
-      <w:r>
-        <w:t xml:space="preserve">les budgets sont finis, et l’ensemble d’incertitude est un choix déclaré.</w:t>
+        <w:t xml:space="preserve">Projection.</w:t>
+      </w:r>
+      <w:r>
+        <w:t xml:space="preserve"> </w:t>
+      </w:r>
+      <w:r>
+        <w:t xml:space="preserve">L’identité FO-LQI</w:t>
+      </w:r>
+      <w:r>
+        <w:t xml:space="preserve"> </w:t>
+      </w:r>
+      <m:oMath>
+        <m:r>
+          <m:rPr>
+            <m:sty m:val="p"/>
+          </m:rPr>
+          <m:t>→</m:t>
+        </m:r>
+      </m:oMath>
+      <w:r>
+        <w:t xml:space="preserve"> </w:t>
+      </w:r>
+      <w:r>
+        <w:t xml:space="preserve">FO-PIDF n’est exacte qu’en</w:t>
+      </w:r>
+      <w:r>
+        <w:t xml:space="preserve"> </w:t>
+      </w:r>
+      <w:r>
+        <w:t xml:space="preserve">ordre entier, pôle exact, sur le plant nominal non saturé ; la projection du</w:t>
+      </w:r>
+      <w:r>
+        <w:t xml:space="preserve"> </w:t>
+      </w:r>
+      <w:r>
+        <w:t xml:space="preserve">pôle introduit à elle seule jusqu’à</w:t>
+      </w:r>
+      <w:r>
+        <w:t xml:space="preserve"> </w:t>
+      </w:r>
+      <m:oMath>
+        <m:r>
+          <m:t>63</m:t>
+        </m:r>
+        <m:r>
+          <m:t> </m:t>
+        </m:r>
+        <m:r>
+          <m:rPr>
+            <m:sty m:val="p"/>
+          </m:rPr>
+          <m:t>%</m:t>
+        </m:r>
+      </m:oMath>
+      <w:r>
+        <w:t xml:space="preserve"> </w:t>
+      </w:r>
+      <w:r>
+        <w:t xml:space="preserve">d’erreur en</w:t>
+      </w:r>
+      <w:r>
+        <w:t xml:space="preserve"> </w:t>
+      </w:r>
+      <w:r>
+        <w:t xml:space="preserve">haut de bande.</w:t>
       </w:r>
     </w:p>
     <w:p>
@@ -11751,19 +12294,25 @@
           <w:bCs/>
           <w:b/>
         </w:rPr>
-        <w:t xml:space="preserve">Ensemble d’incertitude.</w:t>
-      </w:r>
-      <w:r>
-        <w:t xml:space="preserve"> </w:t>
-      </w:r>
-      <w:r>
-        <w:t xml:space="preserve">Les paramètres incertains et leurs</w:t>
-      </w:r>
-      <w:r>
-        <w:t xml:space="preserve"> </w:t>
-      </w:r>
-      <w:r>
-        <w:t xml:space="preserve">amplitudes ont été choisis par nous, le cadrage ne les précisant pas.</w:t>
+        <w:t xml:space="preserve">Infaisabilité non prouvée.</w:t>
+      </w:r>
+      <w:r>
+        <w:t xml:space="preserve"> </w:t>
+      </w:r>
+      <w:r>
+        <w:t xml:space="preserve">Aucune cellule n’est robustement</w:t>
+      </w:r>
+      <w:r>
+        <w:t xml:space="preserve"> </w:t>
+      </w:r>
+      <w:r>
+        <w:t xml:space="preserve">faisable, mais cela ne prouve pas qu’aucun correcteur robuste n’existe :</w:t>
+      </w:r>
+      <w:r>
+        <w:t xml:space="preserve"> </w:t>
+      </w:r>
+      <w:r>
+        <w:t xml:space="preserve">les budgets sont finis, et l’ensemble d’incertitude est un choix déclaré.</w:t>
       </w:r>
     </w:p>
     <w:p>
@@ -11778,19 +12327,19 @@
           <w:bCs/>
           <w:b/>
         </w:rPr>
-        <w:t xml:space="preserve">Test scellé.</w:t>
-      </w:r>
-      <w:r>
-        <w:t xml:space="preserve"> </w:t>
-      </w:r>
-      <w:r>
-        <w:t xml:space="preserve">Il n’a pas été joué : aucune affirmation de</w:t>
-      </w:r>
-      <w:r>
-        <w:t xml:space="preserve"> </w:t>
-      </w:r>
-      <w:r>
-        <w:t xml:space="preserve">robustesse n’est donc faite, même sous forme de proportion.</w:t>
+        <w:t xml:space="preserve">Ensemble d’incertitude.</w:t>
+      </w:r>
+      <w:r>
+        <w:t xml:space="preserve"> </w:t>
+      </w:r>
+      <w:r>
+        <w:t xml:space="preserve">Les paramètres incertains et leurs</w:t>
+      </w:r>
+      <w:r>
+        <w:t xml:space="preserve"> </w:t>
+      </w:r>
+      <w:r>
+        <w:t xml:space="preserve">amplitudes ont été choisis par nous, le cadrage ne les précisant pas.</w:t>
       </w:r>
     </w:p>
     <w:p>
@@ -11805,25 +12354,19 @@
           <w:bCs/>
           <w:b/>
         </w:rPr>
-        <w:t xml:space="preserve">Comparateurs.</w:t>
-      </w:r>
-      <w:r>
-        <w:t xml:space="preserve"> </w:t>
-      </w:r>
-      <w:r>
-        <w:t xml:space="preserve">Les références de l’état de l’art et le</w:t>
-      </w:r>
-      <w:r>
-        <w:t xml:space="preserve"> </w:t>
-      </w:r>
-      <w:r>
-        <w:t xml:space="preserve">comparateur à réglage direct à budget égal ne sont pas implémentés ; aucune</w:t>
-      </w:r>
-      <w:r>
-        <w:t xml:space="preserve"> </w:t>
-      </w:r>
-      <w:r>
-        <w:t xml:space="preserve">supériorité ne peut être attribuée à la fractionnalité.</w:t>
+        <w:t xml:space="preserve">Test scellé.</w:t>
+      </w:r>
+      <w:r>
+        <w:t xml:space="preserve"> </w:t>
+      </w:r>
+      <w:r>
+        <w:t xml:space="preserve">Il n’a pas été joué : aucune affirmation de</w:t>
+      </w:r>
+      <w:r>
+        <w:t xml:space="preserve"> </w:t>
+      </w:r>
+      <w:r>
+        <w:t xml:space="preserve">robustesse n’est donc faite, même sous forme de proportion.</w:t>
       </w:r>
     </w:p>
     <w:p>
@@ -11838,31 +12381,25 @@
           <w:bCs/>
           <w:b/>
         </w:rPr>
-        <w:t xml:space="preserve">Diagnostics post hoc.</w:t>
-      </w:r>
-      <w:r>
-        <w:t xml:space="preserve"> </w:t>
-      </w:r>
-      <w:r>
-        <w:t xml:space="preserve">Le plancher de tension et les cycles</w:t>
-      </w:r>
-      <w:r>
-        <w:t xml:space="preserve"> </w:t>
-      </w:r>
-      <w:r>
-        <w:t xml:space="preserve">limites ont été identifiés après observation ; ils motivent une étude</w:t>
-      </w:r>
-      <w:r>
-        <w:t xml:space="preserve"> </w:t>
-      </w:r>
-      <w:r>
-        <w:t xml:space="preserve">future préenregistrée, mais ne doivent pas être lus comme des résultats</w:t>
-      </w:r>
-      <w:r>
-        <w:t xml:space="preserve"> </w:t>
-      </w:r>
-      <w:r>
-        <w:t xml:space="preserve">confirmatoires.</w:t>
+        <w:t xml:space="preserve">Comparateurs.</w:t>
+      </w:r>
+      <w:r>
+        <w:t xml:space="preserve"> </w:t>
+      </w:r>
+      <w:r>
+        <w:t xml:space="preserve">Les références de l’état de l’art et le</w:t>
+      </w:r>
+      <w:r>
+        <w:t xml:space="preserve"> </w:t>
+      </w:r>
+      <w:r>
+        <w:t xml:space="preserve">comparateur à réglage direct à budget égal ne sont pas implémentés ; aucune</w:t>
+      </w:r>
+      <w:r>
+        <w:t xml:space="preserve"> </w:t>
+      </w:r>
+      <w:r>
+        <w:t xml:space="preserve">supériorité ne peut être attribuée à la fractionnalité.</w:t>
       </w:r>
     </w:p>
     <w:p>
@@ -11877,6 +12414,45 @@
           <w:bCs/>
           <w:b/>
         </w:rPr>
+        <w:t xml:space="preserve">Diagnostics post hoc.</w:t>
+      </w:r>
+      <w:r>
+        <w:t xml:space="preserve"> </w:t>
+      </w:r>
+      <w:r>
+        <w:t xml:space="preserve">Le plancher de tension et les cycles</w:t>
+      </w:r>
+      <w:r>
+        <w:t xml:space="preserve"> </w:t>
+      </w:r>
+      <w:r>
+        <w:t xml:space="preserve">limites ont été identifiés après observation ; ils motivent une étude</w:t>
+      </w:r>
+      <w:r>
+        <w:t xml:space="preserve"> </w:t>
+      </w:r>
+      <w:r>
+        <w:t xml:space="preserve">future préenregistrée, mais ne doivent pas être lus comme des résultats</w:t>
+      </w:r>
+      <w:r>
+        <w:t xml:space="preserve"> </w:t>
+      </w:r>
+      <w:r>
+        <w:t xml:space="preserve">confirmatoires.</w:t>
+      </w:r>
+    </w:p>
+    <w:p>
+      <w:pPr>
+        <w:numPr>
+          <w:ilvl w:val="0"/>
+          <w:numId w:val="1002"/>
+        </w:numPr>
+      </w:pPr>
+      <w:r>
+        <w:rPr>
+          <w:bCs/>
+          <w:b/>
+        </w:rPr>
         <w:t xml:space="preserve">Métaheuristiques.</w:t>
       </w:r>
       <w:r>
@@ -11898,8 +12474,8 @@
         <w:t xml:space="preserve">classement dépend du bras.</w:t>
       </w:r>
     </w:p>
-    <w:bookmarkEnd w:id="72"/>
-    <w:bookmarkStart w:id="73" w:name="reproductibilité"/>
+    <w:bookmarkEnd w:id="73"/>
+    <w:bookmarkStart w:id="74" w:name="reproductibilité"/>
     <w:p>
       <w:pPr>
         <w:pStyle w:val="Heading1"/>
@@ -11991,7 +12567,7 @@
         <w:t xml:space="preserve">à partir des résultats JSON.</w:t>
       </w:r>
     </w:p>
-    <w:bookmarkEnd w:id="73"/>
+    <w:bookmarkEnd w:id="74"/>
     <w:sectPr/>
   </w:body>
 </w:document>

--- a/docs/article/fr/article_fr.docx
+++ b/docs/article/fr/article_fr.docx
@@ -8148,7 +8148,7 @@
     </w:p>
     <w:bookmarkEnd w:id="40"/>
     <w:bookmarkEnd w:id="41"/>
-    <w:bookmarkStart w:id="66" w:name="sec:resultats"/>
+    <w:bookmarkStart w:id="67" w:name="sec:resultats"/>
     <w:p>
       <w:pPr>
         <w:pStyle w:val="Heading1"/>
@@ -9197,7 +9197,7 @@
       </w:r>
     </w:p>
     <w:bookmarkEnd w:id="49"/>
-    <w:bookmarkStart w:id="58" w:name="campagne-confirmatoire"/>
+    <w:bookmarkStart w:id="59" w:name="campagne-confirmatoire"/>
     <w:p>
       <w:pPr>
         <w:pStyle w:val="Heading2"/>
@@ -9747,7 +9747,7 @@
                 <m:t>,</m:t>
               </m:r>
               <m:r>
-                <m:t>439</m:t>
+                <m:t>440</m:t>
               </m:r>
             </m:oMath>
           </w:p>
@@ -9776,7 +9776,7 @@
                 <m:t>,</m:t>
               </m:r>
               <m:r>
-                <m:t>067</m:t>
+                <m:t>066</m:t>
               </m:r>
             </m:oMath>
           </w:p>
@@ -9805,7 +9805,7 @@
                 <m:t>,</m:t>
               </m:r>
               <m:r>
-                <m:t>312</m:t>
+                <m:t>318</m:t>
               </m:r>
             </m:oMath>
           </w:p>
@@ -9841,7 +9841,7 @@
             </w:pPr>
             <m:oMath>
               <m:r>
-                <m:t>2</m:t>
+                <m:t>6</m:t>
               </m:r>
               <m:r>
                 <m:rPr>
@@ -9850,7 +9850,7 @@
                 <m:t>,</m:t>
               </m:r>
               <m:r>
-                <m:t>0</m:t>
+                <m:t>8</m:t>
               </m:r>
               <m:r>
                 <m:rPr>
@@ -9888,7 +9888,7 @@
             </w:pPr>
             <m:oMath>
               <m:r>
-                <m:t>2</m:t>
+                <m:t>1</m:t>
               </m:r>
               <m:r>
                 <m:rPr>
@@ -9897,7 +9897,7 @@
                 <m:t>,</m:t>
               </m:r>
               <m:r>
-                <m:t>5</m:t>
+                <m:t>0</m:t>
               </m:r>
               <m:r>
                 <m:rPr>
@@ -9944,7 +9944,7 @@
                 <m:t>,</m:t>
               </m:r>
               <m:r>
-                <m:t>1</m:t>
+                <m:t>9</m:t>
               </m:r>
               <m:r>
                 <m:rPr>
@@ -9966,7 +9966,7 @@
                     <m:t>−</m:t>
                   </m:r>
                   <m:r>
-                    <m:t>16</m:t>
+                    <m:t>15</m:t>
                   </m:r>
                 </m:sup>
               </m:sSup>
@@ -10007,7 +10007,7 @@
               <w:jc w:val="center"/>
             </w:pPr>
             <w:r>
-              <w:t xml:space="preserve">9</w:t>
+              <w:t xml:space="preserve">10</w:t>
             </w:r>
           </w:p>
         </w:tc>
@@ -10384,13 +10384,13 @@
         <w:t xml:space="preserve">.</w:t>
       </w:r>
     </w:p>
-    <w:bookmarkStart w:id="57" w:name="étage-3-et-test-scellé."/>
+    <w:bookmarkStart w:id="57" w:name="relance-après-correction-du-feedforward."/>
     <w:p>
       <w:pPr>
         <w:pStyle w:val="Heading4"/>
       </w:pPr>
       <w:r>
-        <w:t xml:space="preserve">Étage 3 et test scellé.</w:t>
+        <w:t xml:space="preserve">Relance après correction du feedforward.</w:t>
       </w:r>
     </w:p>
     <w:p>
@@ -10398,6 +10398,234 @@
         <w:pStyle w:val="FirstParagraph"/>
       </w:pPr>
       <w:r>
+        <w:t xml:space="preserve">La campagne a d’abord été calculée avec un défaut : le feedforward de</w:t>
+      </w:r>
+      <w:r>
+        <w:t xml:space="preserve"> </w:t>
+      </w:r>
+      <w:r>
+        <w:t xml:space="preserve">l’étage 2 utilisait les paramètres du plant perturbé au lieu des valeurs</w:t>
+      </w:r>
+      <w:r>
+        <w:t xml:space="preserve"> </w:t>
+      </w:r>
+      <w:r>
+        <w:t xml:space="preserve">nominales figées. Elle a été relancée en entier après correction (protocole</w:t>
+      </w:r>
+      <w:r>
+        <w:t xml:space="preserve"> </w:t>
+      </w:r>
+      <w:r>
+        <w:t xml:space="preserve">v6.2), avec les mêmes graines, budgets et méthodes. Les chiffres rapportés</w:t>
+      </w:r>
+      <w:r>
+        <w:t xml:space="preserve"> </w:t>
+      </w:r>
+      <w:r>
+        <w:t xml:space="preserve">ici sont ceux de la relance. L’étage 1 se reproduit à l’identique dans les</w:t>
+      </w:r>
+      <w:r>
+        <w:t xml:space="preserve"> </w:t>
+      </w:r>
+      <w:r>
+        <w:t xml:space="preserve">540 cellules. À l’étage 2, les meilleures marges robustes passent de</w:t>
+      </w:r>
+      <w:r>
+        <w:t xml:space="preserve"> </w:t>
+      </w:r>
+      <m:oMath>
+        <m:r>
+          <m:rPr>
+            <m:sty m:val="p"/>
+          </m:rPr>
+          <m:t>−</m:t>
+        </m:r>
+        <m:r>
+          <m:t>0</m:t>
+        </m:r>
+        <m:r>
+          <m:rPr>
+            <m:sty m:val="p"/>
+          </m:rPr>
+          <m:t>,</m:t>
+        </m:r>
+        <m:r>
+          <m:t>439</m:t>
+        </m:r>
+      </m:oMath>
+      <w:r>
+        <w:t xml:space="preserve">,</w:t>
+      </w:r>
+      <w:r>
+        <w:t xml:space="preserve"> </w:t>
+      </w:r>
+      <m:oMath>
+        <m:r>
+          <m:rPr>
+            <m:sty m:val="p"/>
+          </m:rPr>
+          <m:t>−</m:t>
+        </m:r>
+        <m:r>
+          <m:t>0</m:t>
+        </m:r>
+        <m:r>
+          <m:rPr>
+            <m:sty m:val="p"/>
+          </m:rPr>
+          <m:t>,</m:t>
+        </m:r>
+        <m:r>
+          <m:t>067</m:t>
+        </m:r>
+      </m:oMath>
+      <w:r>
+        <w:t xml:space="preserve"> </w:t>
+      </w:r>
+      <w:r>
+        <w:t xml:space="preserve">et</w:t>
+      </w:r>
+      <w:r>
+        <w:t xml:space="preserve"> </w:t>
+      </w:r>
+      <m:oMath>
+        <m:r>
+          <m:rPr>
+            <m:sty m:val="p"/>
+          </m:rPr>
+          <m:t>−</m:t>
+        </m:r>
+        <m:r>
+          <m:t>0</m:t>
+        </m:r>
+        <m:r>
+          <m:rPr>
+            <m:sty m:val="p"/>
+          </m:rPr>
+          <m:t>,</m:t>
+        </m:r>
+        <m:r>
+          <m:t>312</m:t>
+        </m:r>
+      </m:oMath>
+      <w:r>
+        <w:t xml:space="preserve"> </w:t>
+      </w:r>
+      <w:r>
+        <w:t xml:space="preserve">à</w:t>
+      </w:r>
+      <w:r>
+        <w:t xml:space="preserve"> </w:t>
+      </w:r>
+      <m:oMath>
+        <m:r>
+          <m:rPr>
+            <m:sty m:val="p"/>
+          </m:rPr>
+          <m:t>−</m:t>
+        </m:r>
+        <m:r>
+          <m:t>0</m:t>
+        </m:r>
+        <m:r>
+          <m:rPr>
+            <m:sty m:val="p"/>
+          </m:rPr>
+          <m:t>,</m:t>
+        </m:r>
+        <m:r>
+          <m:t>440</m:t>
+        </m:r>
+      </m:oMath>
+      <w:r>
+        <w:t xml:space="preserve">,</w:t>
+      </w:r>
+      <w:r>
+        <w:t xml:space="preserve"> </w:t>
+      </w:r>
+      <m:oMath>
+        <m:r>
+          <m:rPr>
+            <m:sty m:val="p"/>
+          </m:rPr>
+          <m:t>−</m:t>
+        </m:r>
+        <m:r>
+          <m:t>0</m:t>
+        </m:r>
+        <m:r>
+          <m:rPr>
+            <m:sty m:val="p"/>
+          </m:rPr>
+          <m:t>,</m:t>
+        </m:r>
+        <m:r>
+          <m:t>066</m:t>
+        </m:r>
+      </m:oMath>
+      <w:r>
+        <w:t xml:space="preserve"> </w:t>
+      </w:r>
+      <w:r>
+        <w:t xml:space="preserve">et</w:t>
+      </w:r>
+      <w:r>
+        <w:t xml:space="preserve"> </w:t>
+      </w:r>
+      <m:oMath>
+        <m:r>
+          <m:rPr>
+            <m:sty m:val="p"/>
+          </m:rPr>
+          <m:t>−</m:t>
+        </m:r>
+        <m:r>
+          <m:t>0</m:t>
+        </m:r>
+        <m:r>
+          <m:rPr>
+            <m:sty m:val="p"/>
+          </m:rPr>
+          <m:t>,</m:t>
+        </m:r>
+        <m:r>
+          <m:t>318</m:t>
+        </m:r>
+      </m:oMath>
+      <w:r>
+        <w:t xml:space="preserve"> </w:t>
+      </w:r>
+      <w:r>
+        <w:t xml:space="preserve">(bras v5, v5b et</w:t>
+      </w:r>
+      <w:r>
+        <w:t xml:space="preserve"> </w:t>
+      </w:r>
+      <w:r>
+        <w:t xml:space="preserve">v5kp) ; aucune cellule ne devient faisable et le classement des méthodes est</w:t>
+      </w:r>
+      <w:r>
+        <w:t xml:space="preserve"> </w:t>
+      </w:r>
+      <w:r>
+        <w:t xml:space="preserve">inchangé.</w:t>
+      </w:r>
+    </w:p>
+    <w:bookmarkEnd w:id="57"/>
+    <w:bookmarkStart w:id="58" w:name="étage-3-et-test-scellé."/>
+    <w:p>
+      <w:pPr>
+        <w:pStyle w:val="Heading4"/>
+      </w:pPr>
+      <w:r>
+        <w:t xml:space="preserve">Étage 3 et test scellé.</w:t>
+      </w:r>
+    </w:p>
+    <w:p>
+      <w:pPr>
+        <w:pStyle w:val="FirstParagraph"/>
+      </w:pPr>
+      <w:r>
         <w:t xml:space="preserve">Aucun candidat n’étant faisable en conception, l’étage 3 n’a rien à rejouer</w:t>
       </w:r>
       <w:r>
@@ -10432,9 +10660,9 @@
         <w:t xml:space="preserve">étude ultérieure.</w:t>
       </w:r>
     </w:p>
-    <w:bookmarkEnd w:id="57"/>
     <w:bookmarkEnd w:id="58"/>
-    <w:bookmarkStart w:id="59" w:name="X83847ad6be82985502541495a9e351c4b307494"/>
+    <w:bookmarkEnd w:id="59"/>
+    <w:bookmarkStart w:id="60" w:name="X83847ad6be82985502541495a9e351c4b307494"/>
     <w:p>
       <w:pPr>
         <w:pStyle w:val="Heading2"/>
@@ -10868,8 +11096,8 @@
         <w:t xml:space="preserve">modèle de référence.</w:t>
       </w:r>
     </w:p>
-    <w:bookmarkEnd w:id="59"/>
-    <w:bookmarkStart w:id="65" w:name="deux-diagnostics-post-hoc"/>
+    <w:bookmarkEnd w:id="60"/>
+    <w:bookmarkStart w:id="66" w:name="deux-diagnostics-post-hoc"/>
     <w:p>
       <w:pPr>
         <w:pStyle w:val="Heading2"/>
@@ -10908,7 +11136,7 @@
         <w:t xml:space="preserve">sont rapportés, mais n’ont servi à aucune sélection.</w:t>
       </w:r>
     </w:p>
-    <w:bookmarkStart w:id="60" w:name="X2355c38ee588abde297afdbf0128ac4d58cc369"/>
+    <w:bookmarkStart w:id="61" w:name="X2355c38ee588abde297afdbf0128ac4d58cc369"/>
     <w:p>
       <w:pPr>
         <w:pStyle w:val="Heading4"/>
@@ -11186,8 +11414,8 @@
         <w:t xml:space="preserve"> V.</w:t>
       </w:r>
     </w:p>
-    <w:bookmarkEnd w:id="60"/>
-    <w:bookmarkStart w:id="64" w:name="X0b19fb7b7c7469788ef36e707df17222ae1f661"/>
+    <w:bookmarkEnd w:id="61"/>
+    <w:bookmarkStart w:id="65" w:name="X0b19fb7b7c7469788ef36e707df17222ae1f661"/>
     <w:p>
       <w:pPr>
         <w:pStyle w:val="Heading4"/>
@@ -11393,18 +11621,18 @@
           <wp:inline>
             <wp:extent cx="5141776" cy="3979248"/>
             <wp:effectExtent b="0" l="0" r="0" t="0"/>
-            <wp:docPr descr="" title="" id="62" name="Picture"/>
+            <wp:docPr descr="" title="" id="63" name="Picture"/>
             <a:graphic>
               <a:graphicData uri="http://schemas.openxmlformats.org/drawingml/2006/picture">
                 <pic:pic>
                   <pic:nvPicPr>
-                    <pic:cNvPr descr="../../../figures/fig_trajectoire_b_libre.png" id="63" name="Picture"/>
+                    <pic:cNvPr descr="../../../figures/fig_trajectoire_b_libre.png" id="64" name="Picture"/>
                     <pic:cNvPicPr>
                       <a:picLocks noChangeArrowheads="1" noChangeAspect="1"/>
                     </pic:cNvPicPr>
                   </pic:nvPicPr>
                   <pic:blipFill>
-                    <a:blip r:embed="rId61"/>
+                    <a:blip r:embed="rId62"/>
                     <a:stretch>
                       <a:fillRect/>
                     </a:stretch>
@@ -11462,10 +11690,10 @@
         <w:t xml:space="preserve">un cycle limite au palier de 24 V.</w:t>
       </w:r>
     </w:p>
-    <w:bookmarkEnd w:id="64"/>
     <w:bookmarkEnd w:id="65"/>
     <w:bookmarkEnd w:id="66"/>
-    <w:bookmarkStart w:id="72" w:name="sec:discussion"/>
+    <w:bookmarkEnd w:id="67"/>
+    <w:bookmarkStart w:id="73" w:name="sec:discussion"/>
     <w:p>
       <w:pPr>
         <w:pStyle w:val="Heading1"/>
@@ -11474,7 +11702,7 @@
         <w:t xml:space="preserve">Discussion</w:t>
       </w:r>
     </w:p>
-    <w:bookmarkStart w:id="67" w:name="ce-que-laudit-change-au-diagnostic."/>
+    <w:bookmarkStart w:id="68" w:name="ce-que-laudit-change-au-diagnostic."/>
     <w:p>
       <w:pPr>
         <w:pStyle w:val="Heading4"/>
@@ -11592,8 +11820,8 @@
         <w:t xml:space="preserve">structurelle et saturation pathologique.</w:t>
       </w:r>
     </w:p>
-    <w:bookmarkEnd w:id="67"/>
-    <w:bookmarkStart w:id="68" w:name="ce-que-la-campagne-établit."/>
+    <w:bookmarkEnd w:id="68"/>
+    <w:bookmarkStart w:id="69" w:name="ce-que-la-campagne-établit."/>
     <w:p>
       <w:pPr>
         <w:pStyle w:val="Heading4"/>
@@ -11693,8 +11921,8 @@
         <w:t xml:space="preserve">liberté de réglage ne suffit pas.</w:t>
       </w:r>
     </w:p>
-    <w:bookmarkEnd w:id="68"/>
-    <w:bookmarkStart w:id="69" w:name="un-verrou-physique."/>
+    <w:bookmarkEnd w:id="69"/>
+    <w:bookmarkStart w:id="70" w:name="un-verrou-physique."/>
     <w:p>
       <w:pPr>
         <w:pStyle w:val="Heading4"/>
@@ -11888,8 +12116,8 @@
         <w:t xml:space="preserve">gains.</w:t>
       </w:r>
     </w:p>
-    <w:bookmarkEnd w:id="69"/>
-    <w:bookmarkStart w:id="70" w:name="un-angle-mort-du-cahier-des-charges."/>
+    <w:bookmarkEnd w:id="70"/>
+    <w:bookmarkStart w:id="71" w:name="un-angle-mort-du-cahier-des-charges."/>
     <w:p>
       <w:pPr>
         <w:pStyle w:val="Heading4"/>
@@ -11942,8 +12170,8 @@
         <w:t xml:space="preserve">stationnaire.</w:t>
       </w:r>
     </w:p>
-    <w:bookmarkEnd w:id="70"/>
-    <w:bookmarkStart w:id="71" w:name="caractère-fractionnaire."/>
+    <w:bookmarkEnd w:id="71"/>
+    <w:bookmarkStart w:id="72" w:name="caractère-fractionnaire."/>
     <w:p>
       <w:pPr>
         <w:pStyle w:val="Heading4"/>
@@ -12012,9 +12240,9 @@
         <w:t xml:space="preserve">juger.</w:t>
       </w:r>
     </w:p>
-    <w:bookmarkEnd w:id="71"/>
     <w:bookmarkEnd w:id="72"/>
-    <w:bookmarkStart w:id="73" w:name="sec:limites"/>
+    <w:bookmarkEnd w:id="73"/>
+    <w:bookmarkStart w:id="74" w:name="sec:limites"/>
     <w:p>
       <w:pPr>
         <w:pStyle w:val="Heading1"/>
@@ -12141,66 +12369,31 @@
           <w:bCs/>
           <w:b/>
         </w:rPr>
-        <w:t xml:space="preserve">Défaut corrigé après campagne.</w:t>
-      </w:r>
-      <w:r>
-        <w:t xml:space="preserve"> </w:t>
-      </w:r>
-      <w:r>
-        <w:t xml:space="preserve">Le feedforward de l’étage 2</w:t>
-      </w:r>
-      <w:r>
-        <w:t xml:space="preserve"> </w:t>
-      </w:r>
-      <w:r>
-        <w:t xml:space="preserve">utilisait les paramètres du plant perturbé au lieu des valeurs nominales</w:t>
-      </w:r>
-      <w:r>
-        <w:t xml:space="preserve"> </w:t>
-      </w:r>
-      <w:r>
-        <w:t xml:space="preserve">figées. Réévalués après correction, les 540 candidats retenus restent</w:t>
-      </w:r>
-      <w:r>
-        <w:t xml:space="preserve"> </w:t>
-      </w:r>
-      <w:r>
-        <w:t xml:space="preserve">infaisables, mais 18 cellules se dégradent de plus de</w:t>
-      </w:r>
-      <w:r>
-        <w:t xml:space="preserve"> </w:t>
-      </w:r>
-      <m:oMath>
-        <m:r>
-          <m:t>0</m:t>
-        </m:r>
-        <m:r>
-          <m:rPr>
-            <m:sty m:val="p"/>
-          </m:rPr>
-          <m:t>,</m:t>
-        </m:r>
-        <m:r>
-          <m:t>05</m:t>
-        </m:r>
-      </m:oMath>
-      <w:r>
-        <w:t xml:space="preserve"> </w:t>
-      </w:r>
-      <w:r>
-        <w:t xml:space="preserve">: le défaut</w:t>
-      </w:r>
-      <w:r>
-        <w:t xml:space="preserve"> </w:t>
-      </w:r>
-      <w:r>
-        <w:t xml:space="preserve">favorisait les correcteurs, et certaines marges d’étage 2 sont optimistes.</w:t>
-      </w:r>
-      <w:r>
-        <w:t xml:space="preserve"> </w:t>
-      </w:r>
-      <w:r>
-        <w:t xml:space="preserve">La recherche de l’étage 2 n’a pas été relancée.</w:t>
+        <w:t xml:space="preserve">Défaut corrigé et campagne relancée.</w:t>
+      </w:r>
+      <w:r>
+        <w:t xml:space="preserve"> </w:t>
+      </w:r>
+      <w:r>
+        <w:t xml:space="preserve">Le feedforward de</w:t>
+      </w:r>
+      <w:r>
+        <w:t xml:space="preserve"> </w:t>
+      </w:r>
+      <w:r>
+        <w:t xml:space="preserve">l’étage 2 utilisait d’abord les paramètres du plant perturbé. La campagne a</w:t>
+      </w:r>
+      <w:r>
+        <w:t xml:space="preserve"> </w:t>
+      </w:r>
+      <w:r>
+        <w:t xml:space="preserve">été relancée en entier après correction (protocole v6.2) ; les conclusions</w:t>
+      </w:r>
+      <w:r>
+        <w:t xml:space="preserve"> </w:t>
+      </w:r>
+      <w:r>
+        <w:t xml:space="preserve">sont inchangées.</w:t>
       </w:r>
     </w:p>
     <w:p>
@@ -12474,8 +12667,8 @@
         <w:t xml:space="preserve">classement dépend du bras.</w:t>
       </w:r>
     </w:p>
-    <w:bookmarkEnd w:id="73"/>
-    <w:bookmarkStart w:id="74" w:name="reproductibilité"/>
+    <w:bookmarkEnd w:id="74"/>
+    <w:bookmarkStart w:id="75" w:name="reproductibilité"/>
     <w:p>
       <w:pPr>
         <w:pStyle w:val="Heading1"/>
@@ -12495,7 +12688,7 @@
         <w:rPr>
           <w:rStyle w:val="VerbatimChar"/>
         </w:rPr>
-        <w:t xml:space="preserve">protocol/protocol_v6_1.json</w:t>
+        <w:t xml:space="preserve">protocol/protocol_v6_2.json</w:t>
       </w:r>
       <w:r>
         <w:t xml:space="preserve">,</w:t>
@@ -12513,7 +12706,7 @@
         <w:rPr>
           <w:rStyle w:val="VerbatimChar"/>
         </w:rPr>
-        <w:t xml:space="preserve">bf8859a2465011bf</w:t>
+        <w:t xml:space="preserve">884a44a0abf12452</w:t>
       </w:r>
       <w:r>
         <w:t xml:space="preserve">), le journal par cellule, les graines et le</w:t>
@@ -12537,13 +12730,13 @@
         <w:t xml:space="preserve"> </w:t>
       </w:r>
       <w:r>
-        <w:t xml:space="preserve">l’article. Le protocole v6.1 est chaîné à la version v6 et a été amendé avant</w:t>
-      </w:r>
-      <w:r>
-        <w:t xml:space="preserve"> </w:t>
-      </w:r>
-      <w:r>
-        <w:t xml:space="preserve">la première graine de campagne. Tous les nombres de cet article sont générés</w:t>
+        <w:t xml:space="preserve">l’article. Le protocole v6.2 est chaîné aux versions v6.1 et v6 ; chaque amendement</w:t>
+      </w:r>
+      <w:r>
+        <w:t xml:space="preserve"> </w:t>
+      </w:r>
+      <w:r>
+        <w:t xml:space="preserve">est justifié. Tous les nombres de cet article sont générés</w:t>
       </w:r>
       <w:r>
         <w:t xml:space="preserve"> </w:t>
@@ -12567,7 +12760,7 @@
         <w:t xml:space="preserve">à partir des résultats JSON.</w:t>
       </w:r>
     </w:p>
-    <w:bookmarkEnd w:id="74"/>
+    <w:bookmarkEnd w:id="75"/>
     <w:sectPr/>
   </w:body>
 </w:document>
